--- a/templates/davo-ariza-yoshgacha-taminot.uz_latin.docx
+++ b/templates/davo-ariza-yoshgacha-taminot.uz_latin.docx
@@ -4,35 +4,8 @@
   <w:body>
     <w:p>
       <w:pPr>
-        <w:spacing w:after="80"/>
-        <w:jc w:val="right"/>
-      </w:pPr>
-      <w:r>
-        <w:rPr>
-          <w:rFonts w:ascii="Times New Roman" w:cs="Times New Roman" w:eastAsia="Times New Roman" w:hAnsi="Times New Roman"/>
-          <w:sz w:val="24"/>
-          <w:szCs w:val="24"/>
-        </w:rPr>
-        <w:t xml:space="preserve">Fuqarolik ishlari bo‘yicha {{court_name}} tumanlararo sudi raisi {{judge_name}} ga</w:t>
-      </w:r>
-    </w:p>
-    <w:p>
-      <w:pPr>
-        <w:spacing w:after="80"/>
-        <w:jc w:val="left"/>
-      </w:pPr>
-      <w:r>
-        <w:rPr>
-          <w:rFonts w:ascii="Times New Roman" w:cs="Times New Roman" w:eastAsia="Times New Roman" w:hAnsi="Times New Roman"/>
-          <w:sz w:val="24"/>
-          <w:szCs w:val="24"/>
-        </w:rPr>
-        <w:t xml:space="preserve"/>
-      </w:r>
-    </w:p>
-    <w:p>
-      <w:pPr>
-        <w:spacing w:after="80"/>
+        <w:spacing w:after="0"/>
+        <w:ind w:left="5400"/>
         <w:jc w:val="left"/>
       </w:pPr>
       <w:r>
@@ -40,65 +13,18 @@
           <w:rFonts w:ascii="Times New Roman" w:cs="Times New Roman" w:eastAsia="Times New Roman" w:hAnsi="Times New Roman"/>
           <w:b/>
           <w:bCs/>
-          <w:sz w:val="24"/>
-          <w:szCs w:val="24"/>
-        </w:rPr>
-        <w:t xml:space="preserve">Da’vogar: </w:t>
-      </w:r>
-      <w:r>
-        <w:rPr>
-          <w:rFonts w:ascii="Times New Roman" w:cs="Times New Roman" w:eastAsia="Times New Roman" w:hAnsi="Times New Roman"/>
-          <w:sz w:val="24"/>
-          <w:szCs w:val="24"/>
-        </w:rPr>
-        <w:t xml:space="preserve">{{plaintiff_fio}}</w:t>
-      </w:r>
-    </w:p>
-    <w:p>
-      <w:pPr>
-        <w:spacing w:after="80"/>
-        <w:jc w:val="left"/>
-      </w:pPr>
-      <w:r>
-        <w:rPr>
-          <w:rFonts w:ascii="Times New Roman" w:cs="Times New Roman" w:eastAsia="Times New Roman" w:hAnsi="Times New Roman"/>
-          <w:sz w:val="24"/>
-          <w:szCs w:val="24"/>
-        </w:rPr>
-        <w:t xml:space="preserve">{{plaintiff_address}}</w:t>
-      </w:r>
-    </w:p>
-    <w:p>
-      <w:pPr>
-        <w:spacing w:after="80"/>
-        <w:jc w:val="left"/>
-      </w:pPr>
-      <w:r>
-        <w:rPr>
-          <w:rFonts w:ascii="Times New Roman" w:cs="Times New Roman" w:eastAsia="Times New Roman" w:hAnsi="Times New Roman"/>
-          <w:sz w:val="24"/>
-          <w:szCs w:val="24"/>
-        </w:rPr>
-        <w:t xml:space="preserve">Telefon: {{plaintiff_phone}}</w:t>
-      </w:r>
-    </w:p>
-    <w:p>
-      <w:pPr>
-        <w:spacing w:after="80"/>
-        <w:jc w:val="left"/>
-      </w:pPr>
-      <w:r>
-        <w:rPr>
-          <w:rFonts w:ascii="Times New Roman" w:cs="Times New Roman" w:eastAsia="Times New Roman" w:hAnsi="Times New Roman"/>
-          <w:sz w:val="24"/>
-          <w:szCs w:val="24"/>
-        </w:rPr>
-        <w:t xml:space="preserve"/>
-      </w:r>
-    </w:p>
-    <w:p>
-      <w:pPr>
-        <w:spacing w:after="80"/>
+          <w:i/>
+          <w:iCs/>
+          <w:sz w:val="24"/>
+          <w:szCs w:val="24"/>
+        </w:rPr>
+        <w:t xml:space="preserve">Fuqarolik ishlari bo‘yicha {{court_name}}</w:t>
+      </w:r>
+    </w:p>
+    <w:p>
+      <w:pPr>
+        <w:spacing w:after="80"/>
+        <w:ind w:left="5400"/>
         <w:jc w:val="left"/>
       </w:pPr>
       <w:r>
@@ -106,46 +32,12 @@
           <w:rFonts w:ascii="Times New Roman" w:cs="Times New Roman" w:eastAsia="Times New Roman" w:hAnsi="Times New Roman"/>
           <w:b/>
           <w:bCs/>
-          <w:sz w:val="24"/>
-          <w:szCs w:val="24"/>
-        </w:rPr>
-        <w:t xml:space="preserve">Javobgar: </w:t>
-      </w:r>
-      <w:r>
-        <w:rPr>
-          <w:rFonts w:ascii="Times New Roman" w:cs="Times New Roman" w:eastAsia="Times New Roman" w:hAnsi="Times New Roman"/>
-          <w:sz w:val="24"/>
-          <w:szCs w:val="24"/>
-        </w:rPr>
-        <w:t xml:space="preserve">{{defendant_fio}}</w:t>
-      </w:r>
-    </w:p>
-    <w:p>
-      <w:pPr>
-        <w:spacing w:after="80"/>
-        <w:jc w:val="left"/>
-      </w:pPr>
-      <w:r>
-        <w:rPr>
-          <w:rFonts w:ascii="Times New Roman" w:cs="Times New Roman" w:eastAsia="Times New Roman" w:hAnsi="Times New Roman"/>
-          <w:sz w:val="24"/>
-          <w:szCs w:val="24"/>
-        </w:rPr>
-        <w:t xml:space="preserve">{{defendant_address}}</w:t>
-      </w:r>
-    </w:p>
-    <w:p>
-      <w:pPr>
-        <w:spacing w:after="80"/>
-        <w:jc w:val="left"/>
-      </w:pPr>
-      <w:r>
-        <w:rPr>
-          <w:rFonts w:ascii="Times New Roman" w:cs="Times New Roman" w:eastAsia="Times New Roman" w:hAnsi="Times New Roman"/>
-          <w:sz w:val="24"/>
-          <w:szCs w:val="24"/>
-        </w:rPr>
-        <w:t xml:space="preserve">Telefon: {{defendant_phone}}</w:t>
+          <w:i/>
+          <w:iCs/>
+          <w:sz w:val="24"/>
+          <w:szCs w:val="24"/>
+        </w:rPr>
+        <w:t xml:space="preserve">tumanlararo sudi raisi {{judge_name}}ga</w:t>
       </w:r>
     </w:p>
     <w:p>
@@ -164,9 +56,16 @@
     </w:p>
     <w:p>
       <w:pPr>
-        <w:spacing w:after="80"/>
-        <w:jc w:val="center"/>
-      </w:pPr>
+        <w:tabs>
+          <w:tab w:val="right" w:pos="5120"/>
+          <w:tab w:val="left" w:pos="5400"/>
+        </w:tabs>
+        <w:spacing w:after="0"/>
+        <w:jc w:val="left"/>
+      </w:pPr>
+      <w:r>
+        <w:tab/>
+      </w:r>
       <w:r>
         <w:rPr>
           <w:rFonts w:ascii="Times New Roman" w:cs="Times New Roman" w:eastAsia="Times New Roman" w:hAnsi="Times New Roman"/>
@@ -175,6 +74,185 @@
           <w:sz w:val="24"/>
           <w:szCs w:val="24"/>
         </w:rPr>
+        <w:t xml:space="preserve">Da’vogar:</w:t>
+      </w:r>
+      <w:r>
+        <w:tab/>
+      </w:r>
+      <w:r>
+        <w:rPr>
+          <w:rFonts w:ascii="Times New Roman" w:cs="Times New Roman" w:eastAsia="Times New Roman" w:hAnsi="Times New Roman"/>
+          <w:sz w:val="24"/>
+          <w:szCs w:val="24"/>
+        </w:rPr>
+        <w:t xml:space="preserve">{{plaintiff_fio}}</w:t>
+      </w:r>
+    </w:p>
+    <w:p>
+      <w:pPr>
+        <w:spacing w:after="0"/>
+        <w:ind w:left="5400"/>
+        <w:jc w:val="left"/>
+      </w:pPr>
+      <w:r>
+        <w:rPr>
+          <w:rFonts w:ascii="Times New Roman" w:cs="Times New Roman" w:eastAsia="Times New Roman" w:hAnsi="Times New Roman"/>
+          <w:sz w:val="24"/>
+          <w:szCs w:val="24"/>
+        </w:rPr>
+        <w:t xml:space="preserve">{{plaintiff_address_line1}}</w:t>
+      </w:r>
+    </w:p>
+    <w:p>
+      <w:pPr>
+        <w:spacing w:after="0"/>
+        <w:ind w:left="5400"/>
+        <w:jc w:val="left"/>
+      </w:pPr>
+      <w:r>
+        <w:rPr>
+          <w:rFonts w:ascii="Times New Roman" w:cs="Times New Roman" w:eastAsia="Times New Roman" w:hAnsi="Times New Roman"/>
+          <w:sz w:val="24"/>
+          <w:szCs w:val="24"/>
+        </w:rPr>
+        <w:t xml:space="preserve">{{plaintiff_address_line2}}</w:t>
+      </w:r>
+    </w:p>
+    <w:p>
+      <w:pPr>
+        <w:spacing w:after="80"/>
+        <w:ind w:left="5400"/>
+        <w:jc w:val="left"/>
+      </w:pPr>
+      <w:r>
+        <w:rPr>
+          <w:rFonts w:ascii="Times New Roman" w:cs="Times New Roman" w:eastAsia="Times New Roman" w:hAnsi="Times New Roman"/>
+          <w:sz w:val="24"/>
+          <w:szCs w:val="24"/>
+        </w:rPr>
+        <w:t xml:space="preserve">Telefon: {{plaintiff_phone}}</w:t>
+      </w:r>
+    </w:p>
+    <w:p>
+      <w:pPr>
+        <w:spacing w:after="80"/>
+        <w:jc w:val="left"/>
+      </w:pPr>
+      <w:r>
+        <w:rPr>
+          <w:rFonts w:ascii="Times New Roman" w:cs="Times New Roman" w:eastAsia="Times New Roman" w:hAnsi="Times New Roman"/>
+          <w:sz w:val="24"/>
+          <w:szCs w:val="24"/>
+        </w:rPr>
+        <w:t xml:space="preserve"/>
+      </w:r>
+    </w:p>
+    <w:p>
+      <w:pPr>
+        <w:tabs>
+          <w:tab w:val="right" w:pos="5120"/>
+          <w:tab w:val="left" w:pos="5400"/>
+        </w:tabs>
+        <w:spacing w:after="0"/>
+        <w:jc w:val="left"/>
+      </w:pPr>
+      <w:r>
+        <w:tab/>
+      </w:r>
+      <w:r>
+        <w:rPr>
+          <w:rFonts w:ascii="Times New Roman" w:cs="Times New Roman" w:eastAsia="Times New Roman" w:hAnsi="Times New Roman"/>
+          <w:b/>
+          <w:bCs/>
+          <w:sz w:val="24"/>
+          <w:szCs w:val="24"/>
+        </w:rPr>
+        <w:t xml:space="preserve">Javobgar:</w:t>
+      </w:r>
+      <w:r>
+        <w:tab/>
+      </w:r>
+      <w:r>
+        <w:rPr>
+          <w:rFonts w:ascii="Times New Roman" w:cs="Times New Roman" w:eastAsia="Times New Roman" w:hAnsi="Times New Roman"/>
+          <w:sz w:val="24"/>
+          <w:szCs w:val="24"/>
+        </w:rPr>
+        <w:t xml:space="preserve">{{defendant_fio}}</w:t>
+      </w:r>
+    </w:p>
+    <w:p>
+      <w:pPr>
+        <w:spacing w:after="0"/>
+        <w:ind w:left="5400"/>
+        <w:jc w:val="left"/>
+      </w:pPr>
+      <w:r>
+        <w:rPr>
+          <w:rFonts w:ascii="Times New Roman" w:cs="Times New Roman" w:eastAsia="Times New Roman" w:hAnsi="Times New Roman"/>
+          <w:sz w:val="24"/>
+          <w:szCs w:val="24"/>
+        </w:rPr>
+        <w:t xml:space="preserve">{{defendant_address_line1}}</w:t>
+      </w:r>
+    </w:p>
+    <w:p>
+      <w:pPr>
+        <w:spacing w:after="0"/>
+        <w:ind w:left="5400"/>
+        <w:jc w:val="left"/>
+      </w:pPr>
+      <w:r>
+        <w:rPr>
+          <w:rFonts w:ascii="Times New Roman" w:cs="Times New Roman" w:eastAsia="Times New Roman" w:hAnsi="Times New Roman"/>
+          <w:sz w:val="24"/>
+          <w:szCs w:val="24"/>
+        </w:rPr>
+        <w:t xml:space="preserve">{{defendant_address_line2}}</w:t>
+      </w:r>
+    </w:p>
+    <w:p>
+      <w:pPr>
+        <w:spacing w:after="80"/>
+        <w:ind w:left="5400"/>
+        <w:jc w:val="left"/>
+      </w:pPr>
+      <w:r>
+        <w:rPr>
+          <w:rFonts w:ascii="Times New Roman" w:cs="Times New Roman" w:eastAsia="Times New Roman" w:hAnsi="Times New Roman"/>
+          <w:sz w:val="24"/>
+          <w:szCs w:val="24"/>
+        </w:rPr>
+        <w:t xml:space="preserve">Telefon: {{defendant_phone}}</w:t>
+      </w:r>
+    </w:p>
+    <w:p>
+      <w:pPr>
+        <w:spacing w:after="80"/>
+        <w:jc w:val="left"/>
+      </w:pPr>
+      <w:r>
+        <w:rPr>
+          <w:rFonts w:ascii="Times New Roman" w:cs="Times New Roman" w:eastAsia="Times New Roman" w:hAnsi="Times New Roman"/>
+          <w:sz w:val="24"/>
+          <w:szCs w:val="24"/>
+        </w:rPr>
+        <w:t xml:space="preserve"/>
+      </w:r>
+    </w:p>
+    <w:p>
+      <w:pPr>
+        <w:spacing w:after="0"/>
+        <w:jc w:val="center"/>
+      </w:pPr>
+      <w:r>
+        <w:rPr>
+          <w:rFonts w:ascii="Times New Roman" w:cs="Times New Roman" w:eastAsia="Times New Roman" w:hAnsi="Times New Roman"/>
+          <w:b/>
+          <w:bCs/>
+          <w:sz w:val="24"/>
+          <w:szCs w:val="24"/>
+        </w:rPr>
         <w:t xml:space="preserve">DA’VO ARIZA</w:t>
       </w:r>
     </w:p>
@@ -191,7 +269,7 @@
           <w:sz w:val="24"/>
           <w:szCs w:val="24"/>
         </w:rPr>
-        <w:t xml:space="preserve">(YoShGAChA TA’MINOT UNDIRISh HAQIDA)</w:t>
+        <w:t xml:space="preserve">(YOSHGACHA TA’MINOT UNDIRISH HAQIDA)</w:t>
       </w:r>
     </w:p>
     <w:p>
@@ -210,7 +288,8 @@
     </w:p>
     <w:p>
       <w:pPr>
-        <w:spacing w:after="80"/>
+        <w:spacing w:after="0"/>
+        <w:ind w:firstLine="720"/>
         <w:jc w:val="both"/>
       </w:pPr>
       <w:r>
@@ -219,26 +298,13 @@
           <w:sz w:val="24"/>
           <w:szCs w:val="24"/>
         </w:rPr>
-        <w:t xml:space="preserve">Men {{plaintiff_fio}} javobgar {{defendant_fio}} bilan {{marriage_date}} kuni qonuniy nikohdan o‘tib turmush qurganmiz.</w:t>
-      </w:r>
-    </w:p>
-    <w:p>
-      <w:pPr>
-        <w:spacing w:after="80"/>
-        <w:jc w:val="left"/>
-      </w:pPr>
-      <w:r>
-        <w:rPr>
-          <w:rFonts w:ascii="Times New Roman" w:cs="Times New Roman" w:eastAsia="Times New Roman" w:hAnsi="Times New Roman"/>
-          <w:sz w:val="24"/>
-          <w:szCs w:val="24"/>
-        </w:rPr>
-        <w:t xml:space="preserve"/>
-      </w:r>
-    </w:p>
-    <w:p>
-      <w:pPr>
-        <w:spacing w:after="80"/>
+        <w:t xml:space="preserve">Men {{plaintiff_fio}} javobgar {{defendant_fio}} bilan {{marriage_year}} yil {{marriage_month}} oyining {{marriage_day}} kunida qonuniy nikohdan o‘tib turmush qurganmiz.</w:t>
+      </w:r>
+    </w:p>
+    <w:p>
+      <w:pPr>
+        <w:spacing w:after="0"/>
+        <w:ind w:firstLine="720"/>
         <w:jc w:val="both"/>
       </w:pPr>
       <w:r>
@@ -247,26 +313,13 @@
           <w:sz w:val="24"/>
           <w:szCs w:val="24"/>
         </w:rPr>
-        <w:t xml:space="preserve">Birgalikdagi turmushimizdan {{children_count}} nafar {{children_birth_date}} kuni tug‘ilgan {{children_names}} ismli farzand(lar)imiz bor.</w:t>
-      </w:r>
-    </w:p>
-    <w:p>
-      <w:pPr>
-        <w:spacing w:after="80"/>
-        <w:jc w:val="left"/>
-      </w:pPr>
-      <w:r>
-        <w:rPr>
-          <w:rFonts w:ascii="Times New Roman" w:cs="Times New Roman" w:eastAsia="Times New Roman" w:hAnsi="Times New Roman"/>
-          <w:sz w:val="24"/>
-          <w:szCs w:val="24"/>
-        </w:rPr>
-        <w:t xml:space="preserve"/>
-      </w:r>
-    </w:p>
-    <w:p>
-      <w:pPr>
-        <w:spacing w:after="80"/>
+        <w:t xml:space="preserve">{{children_block}}</w:t>
+      </w:r>
+    </w:p>
+    <w:p>
+      <w:pPr>
+        <w:spacing w:after="0"/>
+        <w:ind w:firstLine="720"/>
         <w:jc w:val="both"/>
       </w:pPr>
       <w:r>
@@ -275,26 +328,13 @@
           <w:sz w:val="24"/>
           <w:szCs w:val="24"/>
         </w:rPr>
-        <w:t xml:space="preserve">Javobgar bilan o‘zaro kelishmovchiliklar oqibatida {{separation_date}}dan buyon birga yashamayapmiz.</w:t>
-      </w:r>
-    </w:p>
-    <w:p>
-      <w:pPr>
-        <w:spacing w:after="80"/>
-        <w:jc w:val="left"/>
-      </w:pPr>
-      <w:r>
-        <w:rPr>
-          <w:rFonts w:ascii="Times New Roman" w:cs="Times New Roman" w:eastAsia="Times New Roman" w:hAnsi="Times New Roman"/>
-          <w:sz w:val="24"/>
-          <w:szCs w:val="24"/>
-        </w:rPr>
-        <w:t xml:space="preserve"/>
-      </w:r>
-    </w:p>
-    <w:p>
-      <w:pPr>
-        <w:spacing w:after="80"/>
+        <w:t xml:space="preserve">Javobgar bilan o‘zaro kelishmovchiliklar oqibatida {{separation_year}} yil {{separation_month}} oyidan buyon birga yashamayapmiz.</w:t>
+      </w:r>
+    </w:p>
+    <w:p>
+      <w:pPr>
+        <w:spacing w:after="0"/>
+        <w:ind w:firstLine="720"/>
         <w:jc w:val="both"/>
       </w:pPr>
       <w:r>
@@ -309,20 +349,7 @@
     <w:p>
       <w:pPr>
         <w:spacing w:after="80"/>
-        <w:jc w:val="left"/>
-      </w:pPr>
-      <w:r>
-        <w:rPr>
-          <w:rFonts w:ascii="Times New Roman" w:cs="Times New Roman" w:eastAsia="Times New Roman" w:hAnsi="Times New Roman"/>
-          <w:sz w:val="24"/>
-          <w:szCs w:val="24"/>
-        </w:rPr>
-        <w:t xml:space="preserve"/>
-      </w:r>
-    </w:p>
-    <w:p>
-      <w:pPr>
-        <w:spacing w:after="80"/>
+        <w:ind w:firstLine="720"/>
         <w:jc w:val="both"/>
       </w:pPr>
       <w:r>
@@ -391,15 +418,15 @@
           <w:sz w:val="24"/>
           <w:szCs w:val="24"/>
         </w:rPr>
-        <w:t xml:space="preserve">Da’vogar: </w:t>
-      </w:r>
-      <w:r>
-        <w:rPr>
-          <w:rFonts w:ascii="Times New Roman" w:cs="Times New Roman" w:eastAsia="Times New Roman" w:hAnsi="Times New Roman"/>
-          <w:sz w:val="24"/>
-          <w:szCs w:val="24"/>
-        </w:rPr>
-        <w:t xml:space="preserve">_________ (imzo)            </w:t>
+        <w:t xml:space="preserve">Da’vogar:</w:t>
+      </w:r>
+      <w:r>
+        <w:rPr>
+          <w:rFonts w:ascii="Times New Roman" w:cs="Times New Roman" w:eastAsia="Times New Roman" w:hAnsi="Times New Roman"/>
+          <w:sz w:val="24"/>
+          <w:szCs w:val="24"/>
+        </w:rPr>
+        <w:t xml:space="preserve">                 (imzo)        </w:t>
       </w:r>
       <w:r>
         <w:rPr>
@@ -428,150 +455,26 @@
     </w:p>
     <w:p>
       <w:pPr>
-        <w:spacing w:after="80"/>
-        <w:jc w:val="left"/>
-      </w:pPr>
-      <w:r>
-        <w:rPr>
-          <w:rFonts w:ascii="Times New Roman" w:cs="Times New Roman" w:eastAsia="Times New Roman" w:hAnsi="Times New Roman"/>
+        <w:spacing w:after="0"/>
+        <w:jc w:val="left"/>
+      </w:pPr>
+      <w:r>
+        <w:rPr>
+          <w:rFonts w:ascii="Times New Roman" w:cs="Times New Roman" w:eastAsia="Times New Roman" w:hAnsi="Times New Roman"/>
+          <w:b/>
+          <w:bCs/>
           <w:i/>
           <w:iCs/>
           <w:sz w:val="24"/>
           <w:szCs w:val="24"/>
         </w:rPr>
-        <w:t xml:space="preserve">Arizaga quyidagi hujjatlar ilova qilinishi lozim:</w:t>
-      </w:r>
-    </w:p>
-    <w:p>
-      <w:pPr>
-        <w:spacing w:after="80"/>
-        <w:jc w:val="left"/>
-      </w:pPr>
-      <w:r>
-        <w:rPr>
-          <w:rFonts w:ascii="Times New Roman" w:cs="Times New Roman" w:eastAsia="Times New Roman" w:hAnsi="Times New Roman"/>
-          <w:sz w:val="24"/>
-          <w:szCs w:val="24"/>
-        </w:rPr>
-        <w:t xml:space="preserve">— Da’vo ariza ikki nusxada;</w:t>
-      </w:r>
-    </w:p>
-    <w:p>
-      <w:pPr>
-        <w:spacing w:after="80"/>
-        <w:jc w:val="left"/>
-      </w:pPr>
-      <w:r>
-        <w:rPr>
-          <w:rFonts w:ascii="Times New Roman" w:cs="Times New Roman" w:eastAsia="Times New Roman" w:hAnsi="Times New Roman"/>
-          <w:sz w:val="24"/>
-          <w:szCs w:val="24"/>
-        </w:rPr>
-        <w:t xml:space="preserve">— Taraflarning pasport nusxalari;</w:t>
-      </w:r>
-    </w:p>
-    <w:p>
-      <w:pPr>
-        <w:spacing w:after="80"/>
-        <w:jc w:val="left"/>
-      </w:pPr>
-      <w:r>
-        <w:rPr>
-          <w:rFonts w:ascii="Times New Roman" w:cs="Times New Roman" w:eastAsia="Times New Roman" w:hAnsi="Times New Roman"/>
-          <w:sz w:val="24"/>
-          <w:szCs w:val="24"/>
-        </w:rPr>
-        <w:t xml:space="preserve">— Nikoh tuzilganligi haqidagi guvohnoma nusxasi;</w:t>
-      </w:r>
-    </w:p>
-    <w:p>
-      <w:pPr>
-        <w:spacing w:after="80"/>
-        <w:jc w:val="left"/>
-      </w:pPr>
-      <w:r>
-        <w:rPr>
-          <w:rFonts w:ascii="Times New Roman" w:cs="Times New Roman" w:eastAsia="Times New Roman" w:hAnsi="Times New Roman"/>
-          <w:sz w:val="24"/>
-          <w:szCs w:val="24"/>
-        </w:rPr>
-        <w:t xml:space="preserve">— Farzand(lar) tug‘ilganlik haqidagi guvohnoma nusxasi;</w:t>
-      </w:r>
-    </w:p>
-    <w:p>
-      <w:pPr>
-        <w:spacing w:after="80"/>
-        <w:jc w:val="left"/>
-      </w:pPr>
-      <w:r>
-        <w:rPr>
-          <w:rFonts w:ascii="Times New Roman" w:cs="Times New Roman" w:eastAsia="Times New Roman" w:hAnsi="Times New Roman"/>
-          <w:sz w:val="24"/>
-          <w:szCs w:val="24"/>
-        </w:rPr>
-        <w:t xml:space="preserve">— Pochta harajati to‘langanligi to‘g‘risidagi patta.</w:t>
-      </w:r>
-    </w:p>
-    <w:p>
-      <w:pPr>
-        <w:spacing w:after="80"/>
-        <w:jc w:val="left"/>
-      </w:pPr>
-      <w:r>
-        <w:rPr>
-          <w:rFonts w:ascii="Times New Roman" w:cs="Times New Roman" w:eastAsia="Times New Roman" w:hAnsi="Times New Roman"/>
-          <w:sz w:val="24"/>
-          <w:szCs w:val="24"/>
-        </w:rPr>
-        <w:t xml:space="preserve"/>
-      </w:r>
-    </w:p>
-    <w:p>
-      <w:pPr>
-        <w:spacing w:after="80"/>
-        <w:jc w:val="left"/>
-      </w:pPr>
-      <w:r>
-        <w:rPr>
-          <w:rFonts w:ascii="Times New Roman" w:cs="Times New Roman" w:eastAsia="Times New Roman" w:hAnsi="Times New Roman"/>
-          <w:sz w:val="24"/>
-          <w:szCs w:val="24"/>
-        </w:rPr>
-        <w:t xml:space="preserve"/>
-      </w:r>
-    </w:p>
-    <w:p>
-      <w:pPr>
-        <w:spacing w:after="80"/>
-        <w:jc w:val="center"/>
-      </w:pPr>
-      <w:r>
-        <w:rPr>
-          <w:rFonts w:ascii="Times New Roman" w:cs="Times New Roman" w:eastAsia="Times New Roman" w:hAnsi="Times New Roman"/>
-          <w:sz w:val="24"/>
-          <w:szCs w:val="24"/>
-        </w:rPr>
-        <w:t xml:space="preserve">────────────────────────────</w:t>
-      </w:r>
-    </w:p>
-    <w:p>
-      <w:pPr>
-        <w:spacing w:after="80"/>
-        <w:jc w:val="center"/>
-      </w:pPr>
-      <w:r>
-        <w:rPr>
-          <w:rFonts w:ascii="Times New Roman" w:cs="Times New Roman" w:eastAsia="Times New Roman" w:hAnsi="Times New Roman"/>
-          <w:sz w:val="24"/>
-          <w:szCs w:val="24"/>
-        </w:rPr>
-        <w:t xml:space="preserve">{{%qr_code}}</w:t>
-      </w:r>
-    </w:p>
-    <w:p>
-      <w:pPr>
-        <w:spacing w:after="80"/>
-        <w:jc w:val="center"/>
+        <w:t xml:space="preserve">Arizaga quyidagi hujjatlar ilova qilinishi lozim.</w:t>
+      </w:r>
+    </w:p>
+    <w:p>
+      <w:pPr>
+        <w:spacing w:after="0"/>
+        <w:jc w:val="left"/>
       </w:pPr>
       <w:r>
         <w:rPr>
@@ -581,12 +484,76 @@
           <w:sz w:val="24"/>
           <w:szCs w:val="24"/>
         </w:rPr>
-        <w:t xml:space="preserve">Hujjatni yuklab olish uchun QR-kodni skanerlang</w:t>
+        <w:t xml:space="preserve">-Da’vo ariza ikki nusxada;</w:t>
+      </w:r>
+    </w:p>
+    <w:p>
+      <w:pPr>
+        <w:spacing w:after="0"/>
+        <w:jc w:val="left"/>
+      </w:pPr>
+      <w:r>
+        <w:rPr>
+          <w:rFonts w:ascii="Times New Roman" w:cs="Times New Roman" w:eastAsia="Times New Roman" w:hAnsi="Times New Roman"/>
+          <w:i/>
+          <w:iCs/>
+          <w:sz w:val="24"/>
+          <w:szCs w:val="24"/>
+        </w:rPr>
+        <w:t xml:space="preserve">-Taraflarning pasport nusxalari;</w:t>
+      </w:r>
+    </w:p>
+    <w:p>
+      <w:pPr>
+        <w:spacing w:after="0"/>
+        <w:jc w:val="left"/>
+      </w:pPr>
+      <w:r>
+        <w:rPr>
+          <w:rFonts w:ascii="Times New Roman" w:cs="Times New Roman" w:eastAsia="Times New Roman" w:hAnsi="Times New Roman"/>
+          <w:i/>
+          <w:iCs/>
+          <w:sz w:val="24"/>
+          <w:szCs w:val="24"/>
+        </w:rPr>
+        <w:t xml:space="preserve">-Nikoh tuzilganligi haqidagi guvohnoma nusxasi;</w:t>
+      </w:r>
+    </w:p>
+    <w:p>
+      <w:pPr>
+        <w:spacing w:after="0"/>
+        <w:jc w:val="left"/>
+      </w:pPr>
+      <w:r>
+        <w:rPr>
+          <w:rFonts w:ascii="Times New Roman" w:cs="Times New Roman" w:eastAsia="Times New Roman" w:hAnsi="Times New Roman"/>
+          <w:i/>
+          <w:iCs/>
+          <w:sz w:val="24"/>
+          <w:szCs w:val="24"/>
+        </w:rPr>
+        <w:t xml:space="preserve">-Farzand(lar) tug‘ilganlik haqidagi guvohnoma nusxasi;</w:t>
+      </w:r>
+    </w:p>
+    <w:p>
+      <w:pPr>
+        <w:spacing w:after="80"/>
+        <w:jc w:val="left"/>
+      </w:pPr>
+      <w:r>
+        <w:rPr>
+          <w:rFonts w:ascii="Times New Roman" w:cs="Times New Roman" w:eastAsia="Times New Roman" w:hAnsi="Times New Roman"/>
+          <w:i/>
+          <w:iCs/>
+          <w:sz w:val="24"/>
+          <w:szCs w:val="24"/>
+        </w:rPr>
+        <w:t xml:space="preserve">-Pochta harajati to‘langanligi to‘g‘risidagi patta.</w:t>
       </w:r>
     </w:p>
     <w:sectPr>
       <w:pgSz w:w="11906" w:h="16838" w:orient="portrait"/>
-      <w:pgMar w:top="1440" w:right="1440" w:bottom="1440" w:left="1440" w:header="708" w:footer="708" w:gutter="0"/>
+      <w:pgMar w:top="1440" w:right="1100" w:bottom="1440" w:left="1100" w:header="708" w:footer="708" w:gutter="0"/>
       <w:pgNumType/>
       <w:docGrid w:linePitch="360"/>
     </w:sectPr>

--- a/templates/davo-ariza-yoshgacha-taminot.uz_latin.docx
+++ b/templates/davo-ariza-yoshgacha-taminot.uz_latin.docx
@@ -61,6 +61,7 @@
           <w:tab w:val="left" w:pos="5400"/>
         </w:tabs>
         <w:spacing w:after="0"/>
+        <w:ind w:left="5400" w:hanging="5400"/>
         <w:jc w:val="left"/>
       </w:pPr>
       <w:r>
@@ -74,7 +75,7 @@
           <w:sz w:val="24"/>
           <w:szCs w:val="24"/>
         </w:rPr>
-        <w:t xml:space="preserve">Da’vogar:</w:t>
+        <w:t xml:space="preserve">Arizachi:</w:t>
       </w:r>
       <w:r>
         <w:tab/>
@@ -154,6 +155,7 @@
           <w:tab w:val="left" w:pos="5400"/>
         </w:tabs>
         <w:spacing w:after="0"/>
+        <w:ind w:left="5400" w:hanging="5400"/>
         <w:jc w:val="left"/>
       </w:pPr>
       <w:r>
@@ -418,7 +420,7 @@
           <w:sz w:val="24"/>
           <w:szCs w:val="24"/>
         </w:rPr>
-        <w:t xml:space="preserve">Da’vogar:</w:t>
+        <w:t xml:space="preserve">Arizachi:</w:t>
       </w:r>
       <w:r>
         <w:rPr>

--- a/templates/davo-ariza-yoshgacha-taminot.uz_latin.docx
+++ b/templates/davo-ariza-yoshgacha-taminot.uz_latin.docx
@@ -271,7 +271,7 @@
           <w:sz w:val="24"/>
           <w:szCs w:val="24"/>
         </w:rPr>
-        <w:t xml:space="preserve">(YOSHGACHA TA’MINOT UNDIRISH HAQIDA)</w:t>
+        <w:t xml:space="preserve">(3 YOSHGACHA TA’MINOT UNDIRISH HAQIDA)</w:t>
       </w:r>
     </w:p>
     <w:p>
